--- a/resources/TF Revisions 3.docx
+++ b/resources/TF Revisions 3.docx
@@ -25,8 +25,14 @@
           <w:ilvl w:val="0"/>
           <w:numId w:val="1"/>
         </w:numPr>
-      </w:pPr>
-      <w:r>
+        <w:rPr>
+          <w:color w:val="00B050"/>
+        </w:rPr>
+      </w:pPr>
+      <w:r>
+        <w:rPr>
+          <w:color w:val="00B050"/>
+        </w:rPr>
         <w:t>Remove “Actual Scrap Qty.”</w:t>
       </w:r>
     </w:p>
@@ -37,11 +43,20 @@
           <w:ilvl w:val="0"/>
           <w:numId w:val="1"/>
         </w:numPr>
-      </w:pPr>
-      <w:r>
+        <w:rPr>
+          <w:color w:val="00B050"/>
+        </w:rPr>
+      </w:pPr>
+      <w:r>
+        <w:rPr>
+          <w:color w:val="00B050"/>
+        </w:rPr>
         <w:t xml:space="preserve">Remove the </w:t>
       </w:r>
       <w:r>
+        <w:rPr>
+          <w:color w:val="00B050"/>
+        </w:rPr>
         <w:t>“Scan to Bin” page.</w:t>
       </w:r>
     </w:p>
@@ -52,8 +67,14 @@
           <w:ilvl w:val="0"/>
           <w:numId w:val="1"/>
         </w:numPr>
-      </w:pPr>
-      <w:r>
+        <w:rPr>
+          <w:color w:val="00B050"/>
+        </w:rPr>
+      </w:pPr>
+      <w:r>
+        <w:rPr>
+          <w:color w:val="00B050"/>
+        </w:rPr>
         <w:t>Enter Quantity</w:t>
       </w:r>
     </w:p>
@@ -64,12 +85,28 @@
           <w:ilvl w:val="1"/>
           <w:numId w:val="1"/>
         </w:numPr>
-      </w:pPr>
-      <w:r>
+        <w:rPr>
+          <w:color w:val="00B050"/>
+        </w:rPr>
+      </w:pPr>
+      <w:r>
+        <w:rPr>
+          <w:color w:val="00B050"/>
+        </w:rPr>
         <w:t xml:space="preserve">Finished Good: Fix the </w:t>
       </w:r>
       <w:r>
+        <w:rPr>
+          <w:color w:val="00B050"/>
+        </w:rPr>
         <w:t>quantity value. It should default to the alternate UOM with PAL.</w:t>
+      </w:r>
+      <w:r>
+        <w:rPr>
+          <w:color w:val="00B050"/>
+        </w:rPr>
+        <w:br/>
+        <w:t>BNN&gt; The screenshot is showing 24… but 24 is UoM number of items pr. pallets. So 10 pallets would match the full output. I have added extra information so the user can see number of items pr. pallet below ‘UoM: PALL’</w:t>
       </w:r>
     </w:p>
     <w:p>
@@ -79,14 +116,26 @@
           <w:ilvl w:val="1"/>
           <w:numId w:val="1"/>
         </w:numPr>
-      </w:pPr>
-      <w:r>
+        <w:rPr>
+          <w:color w:val="00B050"/>
+        </w:rPr>
+      </w:pPr>
+      <w:r>
+        <w:rPr>
+          <w:color w:val="00B050"/>
+        </w:rPr>
         <w:t xml:space="preserve">Intermediate: </w:t>
       </w:r>
       <w:r>
+        <w:rPr>
+          <w:color w:val="00B050"/>
+        </w:rPr>
         <w:t>Default the output quantity to zero</w:t>
       </w:r>
       <w:r>
+        <w:rPr>
+          <w:color w:val="00B050"/>
+        </w:rPr>
         <w:t xml:space="preserve"> for intermediate items. These items will not have an alternate UOM of PAL.</w:t>
       </w:r>
     </w:p>
@@ -97,8 +146,14 @@
           <w:ilvl w:val="0"/>
           <w:numId w:val="1"/>
         </w:numPr>
-      </w:pPr>
-      <w:r>
+        <w:rPr>
+          <w:color w:val="00B050"/>
+        </w:rPr>
+      </w:pPr>
+      <w:r>
+        <w:rPr>
+          <w:color w:val="00B050"/>
+        </w:rPr>
         <w:t>Production Line: Per previous request, display a page for the production line.</w:t>
       </w:r>
     </w:p>
@@ -109,20 +164,38 @@
           <w:ilvl w:val="0"/>
           <w:numId w:val="1"/>
         </w:numPr>
-      </w:pPr>
-      <w:r>
+        <w:rPr>
+          <w:color w:val="00B050"/>
+        </w:rPr>
+      </w:pPr>
+      <w:r>
+        <w:rPr>
+          <w:color w:val="00B050"/>
+        </w:rPr>
         <w:t xml:space="preserve">Lot Number: The format is wrong. </w:t>
       </w:r>
       <w:r>
+        <w:rPr>
+          <w:color w:val="00B050"/>
+        </w:rPr>
         <w:t xml:space="preserve">Once the production line is </w:t>
       </w:r>
       <w:r>
+        <w:rPr>
+          <w:color w:val="00B050"/>
+        </w:rPr>
         <w:t>grabbed</w:t>
       </w:r>
       <w:r>
+        <w:rPr>
+          <w:color w:val="00B050"/>
+        </w:rPr>
         <w:t>, use the clock to define the work shift</w:t>
       </w:r>
       <w:r>
+        <w:rPr>
+          <w:color w:val="00B050"/>
+        </w:rPr>
         <w:t xml:space="preserve"> (S1, S2, S3).</w:t>
       </w:r>
     </w:p>
@@ -133,14 +206,26 @@
           <w:ilvl w:val="0"/>
           <w:numId w:val="1"/>
         </w:numPr>
-      </w:pPr>
-      <w:r>
+        <w:rPr>
+          <w:color w:val="00B050"/>
+        </w:rPr>
+      </w:pPr>
+      <w:r>
+        <w:rPr>
+          <w:color w:val="00B050"/>
+        </w:rPr>
         <w:t>Expiration Date: This page is not neede</w:t>
       </w:r>
       <w:r>
+        <w:rPr>
+          <w:color w:val="00B050"/>
+        </w:rPr>
         <w:t xml:space="preserve">d. Business Central will assign it based on the posting date plus the </w:t>
       </w:r>
       <w:r>
+        <w:rPr>
+          <w:color w:val="00B050"/>
+        </w:rPr>
         <w:t>item’s expiration calculation.</w:t>
       </w:r>
     </w:p>
@@ -151,9 +236,27 @@
           <w:ilvl w:val="0"/>
           <w:numId w:val="1"/>
         </w:numPr>
-      </w:pPr>
-      <w:r>
-        <w:t>License Plate: Only display the LP page for Finished Good items. Note that the system should automatically create the LP in the background. The label should automatically be printed.</w:t>
+        <w:rPr>
+          <w:color w:val="00B050"/>
+        </w:rPr>
+      </w:pPr>
+      <w:r>
+        <w:rPr>
+          <w:color w:val="00B050"/>
+        </w:rPr>
+        <w:t xml:space="preserve">License Plate: Only display the LP page for Finished Good items. Note that the system should automatically create the LP in the background. </w:t>
+      </w:r>
+      <w:r>
+        <w:t>The label should automatically be printed.</w:t>
+      </w:r>
+      <w:r>
+        <w:br/>
+      </w:r>
+      <w:r>
+        <w:rPr>
+          <w:color w:val="00B050"/>
+        </w:rPr>
+        <w:t>BNN&gt; The LP page is removed. The system will automatically create the LP if needed.</w:t>
       </w:r>
     </w:p>
     <w:p>
@@ -515,9 +618,23 @@
     <w:p/>
     <w:p>
       <w:pPr>
+        <w:rPr>
+          <w:rFonts w:eastAsiaTheme="majorEastAsia" w:cstheme="majorBidi"/>
+          <w:color w:val="0F4761" w:themeColor="accent1" w:themeShade="BF"/>
+          <w:sz w:val="28"/>
+          <w:szCs w:val="28"/>
+        </w:rPr>
+      </w:pPr>
+      <w:r>
+        <w:br w:type="page"/>
+      </w:r>
+    </w:p>
+    <w:p>
+      <w:pPr>
         <w:pStyle w:val="Heading3"/>
       </w:pPr>
       <w:r>
+        <w:lastRenderedPageBreak/>
         <w:t>Consumption</w:t>
       </w:r>
     </w:p>
@@ -528,11 +645,20 @@
           <w:ilvl w:val="0"/>
           <w:numId w:val="6"/>
         </w:numPr>
-      </w:pPr>
-      <w:r>
+        <w:rPr>
+          <w:color w:val="00B050"/>
+        </w:rPr>
+      </w:pPr>
+      <w:r>
+        <w:rPr>
+          <w:color w:val="00B050"/>
+        </w:rPr>
         <w:t xml:space="preserve">The consumption quantity should display the expected </w:t>
       </w:r>
       <w:r>
+        <w:rPr>
+          <w:color w:val="00B050"/>
+        </w:rPr>
         <w:t>quantity.</w:t>
       </w:r>
     </w:p>
@@ -543,9 +669,22 @@
           <w:ilvl w:val="0"/>
           <w:numId w:val="6"/>
         </w:numPr>
-      </w:pPr>
-      <w:r>
+        <w:rPr>
+          <w:color w:val="00B050"/>
+        </w:rPr>
+      </w:pPr>
+      <w:r>
+        <w:rPr>
+          <w:color w:val="00B050"/>
+        </w:rPr>
         <w:t>Round the Quantity Per value to five decimals.</w:t>
+      </w:r>
+      <w:r>
+        <w:rPr>
+          <w:color w:val="00B050"/>
+        </w:rPr>
+        <w:br/>
+        <w:t>BNN&gt; It is now rounding to Item Rounding Precision and defaults to 5 digits if not set.</w:t>
       </w:r>
     </w:p>
     <w:p>
@@ -571,6 +710,26 @@
       <w:r>
         <w:t>n LP.</w:t>
       </w:r>
+      <w:r>
+        <w:br/>
+        <w:t>BNN&gt; Only items can be scanned in consume items currently.</w:t>
+      </w:r>
+    </w:p>
+    <w:p>
+      <w:pPr>
+        <w:pStyle w:val="ListParagraph"/>
+        <w:numPr>
+          <w:ilvl w:val="0"/>
+          <w:numId w:val="6"/>
+        </w:numPr>
+      </w:pPr>
+      <w:r>
+        <w:t>Set quantity step to 0</w:t>
+      </w:r>
+      <w:r>
+        <w:br/>
+        <w:t>BNN&gt; Change reverted for now. Setting quantity to 0 will affect the remaining quantity. I am investigating other methods to default to 0.</w:t>
+      </w:r>
     </w:p>
     <w:p/>
     <w:p/>
@@ -580,7 +739,6 @@
         <w:rPr>
           <w:noProof/>
         </w:rPr>
-        <w:lastRenderedPageBreak/>
         <w:drawing>
           <wp:inline distT="0" distB="0" distL="0" distR="0" wp14:anchorId="1C335B74" wp14:editId="5B5B5C66">
             <wp:extent cx="1888177" cy="2743200"/>
@@ -662,9 +820,23 @@
     <w:p/>
     <w:p>
       <w:pPr>
+        <w:rPr>
+          <w:rFonts w:asciiTheme="majorHAnsi" w:eastAsiaTheme="majorEastAsia" w:hAnsiTheme="majorHAnsi" w:cstheme="majorBidi"/>
+          <w:color w:val="0F4761" w:themeColor="accent1" w:themeShade="BF"/>
+          <w:sz w:val="32"/>
+          <w:szCs w:val="32"/>
+        </w:rPr>
+      </w:pPr>
+      <w:r>
+        <w:br w:type="page"/>
+      </w:r>
+    </w:p>
+    <w:p>
+      <w:pPr>
         <w:pStyle w:val="Heading2"/>
       </w:pPr>
       <w:r>
+        <w:lastRenderedPageBreak/>
         <w:t xml:space="preserve">Business Central </w:t>
       </w:r>
       <w:r>
@@ -678,24 +850,115 @@
           <w:ilvl w:val="0"/>
           <w:numId w:val="5"/>
         </w:numPr>
-      </w:pPr>
-      <w:r>
+        <w:rPr>
+          <w:color w:val="00B050"/>
+        </w:rPr>
+      </w:pPr>
+      <w:r>
+        <w:rPr>
+          <w:color w:val="00B050"/>
+        </w:rPr>
         <w:t xml:space="preserve">There needs to be a way </w:t>
       </w:r>
       <w:r>
+        <w:rPr>
+          <w:color w:val="00B050"/>
+        </w:rPr>
         <w:t xml:space="preserve">to identify license plates by their </w:t>
       </w:r>
       <w:r>
+        <w:rPr>
+          <w:color w:val="00B050"/>
+        </w:rPr>
         <w:t xml:space="preserve">content. For instance, how many license plates </w:t>
       </w:r>
       <w:r>
+        <w:rPr>
+          <w:color w:val="00B050"/>
+        </w:rPr>
         <w:t xml:space="preserve">contain </w:t>
       </w:r>
       <w:r>
+        <w:rPr>
+          <w:color w:val="00B050"/>
+        </w:rPr>
         <w:t>item 06600125 (Salt)</w:t>
       </w:r>
       <w:r>
+        <w:rPr>
+          <w:color w:val="00B050"/>
+        </w:rPr>
         <w:t>?</w:t>
+      </w:r>
+      <w:r>
+        <w:rPr>
+          <w:color w:val="00B050"/>
+        </w:rPr>
+        <w:br/>
+        <w:t xml:space="preserve">BNN&gt; </w:t>
+      </w:r>
+      <w:r>
+        <w:rPr>
+          <w:color w:val="00B050"/>
+        </w:rPr>
+        <w:t>There are added two filter boxes and a FactBox where you can see full content if a LP is selected. Item No and Item Name is default shown on the LP list. Item No will show mixed if it contains multiple items.</w:t>
+      </w:r>
+      <w:r>
+        <w:rPr>
+          <w:color w:val="00B050"/>
+        </w:rPr>
+        <w:br/>
+      </w:r>
+      <w:r>
+        <w:rPr>
+          <w:color w:val="00B050"/>
+        </w:rPr>
+        <w:drawing>
+          <wp:inline distT="0" distB="0" distL="0" distR="0" wp14:anchorId="521EB40D" wp14:editId="7BA98407">
+            <wp:extent cx="6858000" cy="2860675"/>
+            <wp:effectExtent l="0" t="0" r="0" b="0"/>
+            <wp:docPr id="1869738934" name="Picture 1"/>
+            <wp:cNvGraphicFramePr>
+              <a:graphicFrameLocks xmlns:a="http://schemas.openxmlformats.org/drawingml/2006/main" noChangeAspect="1"/>
+            </wp:cNvGraphicFramePr>
+            <a:graphic xmlns:a="http://schemas.openxmlformats.org/drawingml/2006/main">
+              <a:graphicData uri="http://schemas.openxmlformats.org/drawingml/2006/picture">
+                <pic:pic xmlns:pic="http://schemas.openxmlformats.org/drawingml/2006/picture">
+                  <pic:nvPicPr>
+                    <pic:cNvPr id="1869738934" name=""/>
+                    <pic:cNvPicPr/>
+                  </pic:nvPicPr>
+                  <pic:blipFill>
+                    <a:blip r:embed="rId18"/>
+                    <a:stretch>
+                      <a:fillRect/>
+                    </a:stretch>
+                  </pic:blipFill>
+                  <pic:spPr>
+                    <a:xfrm>
+                      <a:off x="0" y="0"/>
+                      <a:ext cx="6858000" cy="2860675"/>
+                    </a:xfrm>
+                    <a:prstGeom prst="rect">
+                      <a:avLst/>
+                    </a:prstGeom>
+                  </pic:spPr>
+                </pic:pic>
+              </a:graphicData>
+            </a:graphic>
+          </wp:inline>
+        </w:drawing>
+      </w:r>
+      <w:r>
+        <w:rPr>
+          <w:color w:val="00B050"/>
+        </w:rPr>
+        <w:br/>
+      </w:r>
+    </w:p>
+    <w:p>
+      <w:r>
+        <w:br w:type="page"/>
       </w:r>
     </w:p>
     <w:p>
@@ -707,10 +970,26 @@
         </w:numPr>
       </w:pPr>
       <w:r>
+        <w:rPr>
+          <w:color w:val="00B050"/>
+        </w:rPr>
+        <w:lastRenderedPageBreak/>
         <w:t>Add the Description field to the license plate line.</w:t>
+      </w:r>
+      <w:r>
+        <w:rPr>
+          <w:color w:val="00B050"/>
+        </w:rPr>
+        <w:br/>
+        <w:t>BNN&gt; Added to both LP overview and detail page</w:t>
       </w:r>
     </w:p>
     <w:p>
+      <w:pPr>
+        <w:rPr>
+          <w:lang w:val="en-DK"/>
+        </w:rPr>
+      </w:pPr>
       <w:r>
         <w:rPr>
           <w:noProof/>
@@ -731,7 +1010,7 @@
                     <pic:cNvPicPr/>
                   </pic:nvPicPr>
                   <pic:blipFill>
-                    <a:blip r:embed="rId18"/>
+                    <a:blip r:embed="rId19"/>
                     <a:stretch>
                       <a:fillRect/>
                     </a:stretch>
@@ -756,7 +1035,58 @@
           </wp:inline>
         </w:drawing>
       </w:r>
+      <w:r>
+        <w:br/>
+      </w:r>
+      <w:r>
+        <w:rPr>
+          <w:lang w:val="en-DK"/>
+        </w:rPr>
+        <w:br/>
+      </w:r>
+      <w:r>
+        <w:rPr>
+          <w:noProof/>
+          <w:lang w:val="en-DK"/>
+        </w:rPr>
+        <w:drawing>
+          <wp:inline distT="0" distB="0" distL="0" distR="0" wp14:anchorId="28E0F5FF" wp14:editId="53753274">
+            <wp:extent cx="4198620" cy="1891323"/>
+            <wp:effectExtent l="0" t="0" r="0" b="0"/>
+            <wp:docPr id="1583850304" name="Picture 1"/>
+            <wp:cNvGraphicFramePr>
+              <a:graphicFrameLocks xmlns:a="http://schemas.openxmlformats.org/drawingml/2006/main" noChangeAspect="1"/>
+            </wp:cNvGraphicFramePr>
+            <a:graphic xmlns:a="http://schemas.openxmlformats.org/drawingml/2006/main">
+              <a:graphicData uri="http://schemas.openxmlformats.org/drawingml/2006/picture">
+                <pic:pic xmlns:pic="http://schemas.openxmlformats.org/drawingml/2006/picture">
+                  <pic:nvPicPr>
+                    <pic:cNvPr id="1583850304" name=""/>
+                    <pic:cNvPicPr/>
+                  </pic:nvPicPr>
+                  <pic:blipFill>
+                    <a:blip r:embed="rId20"/>
+                    <a:stretch>
+                      <a:fillRect/>
+                    </a:stretch>
+                  </pic:blipFill>
+                  <pic:spPr>
+                    <a:xfrm>
+                      <a:off x="0" y="0"/>
+                      <a:ext cx="4206149" cy="1894715"/>
+                    </a:xfrm>
+                    <a:prstGeom prst="rect">
+                      <a:avLst/>
+                    </a:prstGeom>
+                  </pic:spPr>
+                </pic:pic>
+              </a:graphicData>
+            </a:graphic>
+          </wp:inline>
+        </w:drawing>
+      </w:r>
     </w:p>
+    <w:p/>
     <w:sectPr>
       <w:pgSz w:w="12240" w:h="15840"/>
       <w:pgMar w:top="1080" w:right="720" w:bottom="1080" w:left="720" w:header="720" w:footer="720" w:gutter="0"/>
@@ -2681,15 +3011,6 @@
 </file>
 
 <file path=customXml/item1.xml><?xml version="1.0" encoding="utf-8"?>
-<?mso-contentType ?>
-<FormTemplates xmlns="http://schemas.microsoft.com/sharepoint/v3/contenttype/forms">
-  <Display>DocumentLibraryForm</Display>
-  <Edit>DocumentLibraryForm</Edit>
-  <New>DocumentLibraryForm</New>
-</FormTemplates>
-</file>
-
-<file path=customXml/item2.xml><?xml version="1.0" encoding="utf-8"?>
 <p:properties xmlns:p="http://schemas.microsoft.com/office/2006/metadata/properties" xmlns:xsi="http://www.w3.org/2001/XMLSchema-instance" xmlns:pc="http://schemas.microsoft.com/office/infopath/2007/PartnerControls">
   <documentManagement>
     <TaxCatchAll xmlns="a04e6fd9-694d-4078-84ac-148af94de260" xsi:nil="true"/>
@@ -2703,7 +3024,7 @@
 </p:properties>
 </file>
 
-<file path=customXml/item3.xml><?xml version="1.0" encoding="utf-8"?>
+<file path=customXml/item2.xml><?xml version="1.0" encoding="utf-8"?>
 <ct:contentTypeSchema xmlns:ct="http://schemas.microsoft.com/office/2006/metadata/contentType" xmlns:ma="http://schemas.microsoft.com/office/2006/metadata/properties/metaAttributes" ct:_="" ma:_="" ma:contentTypeName="Document" ma:contentTypeID="0x010100A19E9657DD00424C83A741EA191496E3" ma:contentTypeVersion="21" ma:contentTypeDescription="Create a new document." ma:contentTypeScope="" ma:versionID="4bca09926e6fc4d4faf36744a481e4ad">
   <xsd:schema xmlns:xsd="http://www.w3.org/2001/XMLSchema" xmlns:xs="http://www.w3.org/2001/XMLSchema" xmlns:p="http://schemas.microsoft.com/office/2006/metadata/properties" xmlns:ns1="http://schemas.microsoft.com/sharepoint/v3" xmlns:ns2="a04e6fd9-694d-4078-84ac-148af94de260" xmlns:ns3="19acce9f-877e-4726-9a61-fb62ac1ce081" targetNamespace="http://schemas.microsoft.com/office/2006/metadata/properties" ma:root="true" ma:fieldsID="a1634ef4104674f76dcad64d3ba67c0c" ns1:_="" ns2:_="" ns3:_="">
     <xsd:import namespace="http://schemas.microsoft.com/sharepoint/v3"/>
@@ -2981,15 +3302,16 @@
 </ct:contentTypeSchema>
 </file>
 
-<file path=customXml/itemProps1.xml><?xml version="1.0" encoding="utf-8"?>
-<ds:datastoreItem xmlns:ds="http://schemas.openxmlformats.org/officeDocument/2006/customXml" ds:itemID="{47AF7D6A-C6DC-4DB6-A006-5E4281CCD0C5}">
-  <ds:schemaRefs>
-    <ds:schemaRef ds:uri="http://schemas.microsoft.com/sharepoint/v3/contenttype/forms"/>
-  </ds:schemaRefs>
-</ds:datastoreItem>
+<file path=customXml/item3.xml><?xml version="1.0" encoding="utf-8"?>
+<?mso-contentType ?>
+<FormTemplates xmlns="http://schemas.microsoft.com/sharepoint/v3/contenttype/forms">
+  <Display>DocumentLibraryForm</Display>
+  <Edit>DocumentLibraryForm</Edit>
+  <New>DocumentLibraryForm</New>
+</FormTemplates>
 </file>
 
-<file path=customXml/itemProps2.xml><?xml version="1.0" encoding="utf-8"?>
+<file path=customXml/itemProps1.xml><?xml version="1.0" encoding="utf-8"?>
 <ds:datastoreItem xmlns:ds="http://schemas.openxmlformats.org/officeDocument/2006/customXml" ds:itemID="{A44B01B2-19FE-4F54-9334-06799B19AC66}">
   <ds:schemaRefs>
     <ds:schemaRef ds:uri="http://schemas.microsoft.com/office/2006/metadata/properties"/>
@@ -3001,7 +3323,7 @@
 </ds:datastoreItem>
 </file>
 
-<file path=customXml/itemProps3.xml><?xml version="1.0" encoding="utf-8"?>
+<file path=customXml/itemProps2.xml><?xml version="1.0" encoding="utf-8"?>
 <ds:datastoreItem xmlns:ds="http://schemas.openxmlformats.org/officeDocument/2006/customXml" ds:itemID="{A7074AD4-285B-4F56-9FB9-09C7EF8E428F}">
   <ds:schemaRefs>
     <ds:schemaRef ds:uri="http://schemas.microsoft.com/office/2006/metadata/contentType"/>
@@ -3019,4 +3341,12 @@
     <ds:schemaRef ds:uri="http://schemas.microsoft.com/internal/obd"/>
   </ds:schemaRefs>
 </ds:datastoreItem>
+</file>
+
+<file path=customXml/itemProps3.xml><?xml version="1.0" encoding="utf-8"?>
+<ds:datastoreItem xmlns:ds="http://schemas.openxmlformats.org/officeDocument/2006/customXml" ds:itemID="{47AF7D6A-C6DC-4DB6-A006-5E4281CCD0C5}">
+  <ds:schemaRefs>
+    <ds:schemaRef ds:uri="http://schemas.microsoft.com/sharepoint/v3/contenttype/forms"/>
+  </ds:schemaRefs>
+</ds:datastoreItem>
 </file>